--- a/ТПО Мущук/Лабораторные работы/1 Тестирование требований.docx
+++ b/ТПО Мущук/Лабораторные работы/1 Тестирование требований.docx
@@ -1,6 +1,6 @@
 
 <file path=word/document.xml><?xml version="1.0" encoding="utf-8"?>
-<w:document xmlns:wpc="http://schemas.microsoft.com/office/word/2010/wordprocessingCanvas" xmlns:cx="http://schemas.microsoft.com/office/drawing/2014/chartex" xmlns:cx1="http://schemas.microsoft.com/office/drawing/2015/9/8/chartex" xmlns:cx2="http://schemas.microsoft.com/office/drawing/2015/10/21/chartex" xmlns:cx3="http://schemas.microsoft.com/office/drawing/2016/5/9/chartex" xmlns:cx4="http://schemas.microsoft.com/office/drawing/2016/5/10/chartex" xmlns:cx5="http://schemas.microsoft.com/office/drawing/2016/5/11/chartex" xmlns:cx6="http://schemas.microsoft.com/office/drawing/2016/5/12/chartex" xmlns:cx7="http://schemas.microsoft.com/office/drawing/2016/5/13/chartex" xmlns:cx8="http://schemas.microsoft.com/office/drawing/2016/5/14/chartex" xmlns:mc="http://schemas.openxmlformats.org/markup-compatibility/2006" xmlns:aink="http://schemas.microsoft.com/office/drawing/2016/ink" xmlns:am3d="http://schemas.microsoft.com/office/drawing/2017/model3d" xmlns:o="urn:schemas-microsoft-com:office:office" xmlns:r="http://schemas.openxmlformats.org/officeDocument/2006/relationships" xmlns:m="http://schemas.openxmlformats.org/officeDocument/2006/math" xmlns:v="urn:schemas-microsoft-com:vml" xmlns:wp14="http://schemas.microsoft.com/office/word/2010/wordprocessingDrawing" xmlns:wp="http://schemas.openxmlformats.org/drawingml/2006/wordprocessingDrawing" xmlns:w10="urn:schemas-microsoft-com:office:word" xmlns:w="http://schemas.openxmlformats.org/wordprocessingml/2006/main" xmlns:w14="http://schemas.microsoft.com/office/word/2010/wordml" xmlns:w15="http://schemas.microsoft.com/office/word/2012/wordml" xmlns:w16cex="http://schemas.microsoft.com/office/word/2018/wordml/cex" xmlns:w16cid="http://schemas.microsoft.com/office/word/2016/wordml/cid" xmlns:w16="http://schemas.microsoft.com/office/word/2018/wordml" xmlns:w16sdtdh="http://schemas.microsoft.com/office/word/2020/wordml/sdtdatahash" xmlns:w16se="http://schemas.microsoft.com/office/word/2015/wordml/symex" xmlns:wpg="http://schemas.microsoft.com/office/word/2010/wordprocessingGroup" xmlns:wpi="http://schemas.microsoft.com/office/word/2010/wordprocessingInk" xmlns:wne="http://schemas.microsoft.com/office/word/2006/wordml" xmlns:wps="http://schemas.microsoft.com/office/word/2010/wordprocessingShape" mc:Ignorable="w14 w15 w16se w16cid w16 w16cex w16sdtdh wp14">
+<w:document xmlns:wpc="http://schemas.microsoft.com/office/word/2010/wordprocessingCanvas" xmlns:cx="http://schemas.microsoft.com/office/drawing/2014/chartex" xmlns:cx1="http://schemas.microsoft.com/office/drawing/2015/9/8/chartex" xmlns:cx2="http://schemas.microsoft.com/office/drawing/2015/10/21/chartex" xmlns:cx3="http://schemas.microsoft.com/office/drawing/2016/5/9/chartex" xmlns:cx4="http://schemas.microsoft.com/office/drawing/2016/5/10/chartex" xmlns:cx5="http://schemas.microsoft.com/office/drawing/2016/5/11/chartex" xmlns:cx6="http://schemas.microsoft.com/office/drawing/2016/5/12/chartex" xmlns:cx7="http://schemas.microsoft.com/office/drawing/2016/5/13/chartex" xmlns:cx8="http://schemas.microsoft.com/office/drawing/2016/5/14/chartex" xmlns:mc="http://schemas.openxmlformats.org/markup-compatibility/2006" xmlns:aink="http://schemas.microsoft.com/office/drawing/2016/ink" xmlns:am3d="http://schemas.microsoft.com/office/drawing/2017/model3d" xmlns:o="urn:schemas-microsoft-com:office:office" xmlns:oel="http://schemas.microsoft.com/office/2019/extlst" xmlns:r="http://schemas.openxmlformats.org/officeDocument/2006/relationships" xmlns:m="http://schemas.openxmlformats.org/officeDocument/2006/math" xmlns:v="urn:schemas-microsoft-com:vml" xmlns:wp14="http://schemas.microsoft.com/office/word/2010/wordprocessingDrawing" xmlns:wp="http://schemas.openxmlformats.org/drawingml/2006/wordprocessingDrawing" xmlns:w10="urn:schemas-microsoft-com:office:word" xmlns:w="http://schemas.openxmlformats.org/wordprocessingml/2006/main" xmlns:w14="http://schemas.microsoft.com/office/word/2010/wordml" xmlns:w15="http://schemas.microsoft.com/office/word/2012/wordml" xmlns:w16cex="http://schemas.microsoft.com/office/word/2018/wordml/cex" xmlns:w16cid="http://schemas.microsoft.com/office/word/2016/wordml/cid" xmlns:w16="http://schemas.microsoft.com/office/word/2018/wordml" xmlns:w16du="http://schemas.microsoft.com/office/word/2023/wordml/word16du" xmlns:w16sdtdh="http://schemas.microsoft.com/office/word/2020/wordml/sdtdatahash" xmlns:w16sdtfl="http://schemas.microsoft.com/office/word/2024/wordml/sdtformatlock" xmlns:w16se="http://schemas.microsoft.com/office/word/2015/wordml/symex" xmlns:wpg="http://schemas.microsoft.com/office/word/2010/wordprocessingGroup" xmlns:wpi="http://schemas.microsoft.com/office/word/2010/wordprocessingInk" xmlns:wne="http://schemas.microsoft.com/office/word/2006/wordml" xmlns:wps="http://schemas.microsoft.com/office/word/2010/wordprocessingShape" mc:Ignorable="w14 w15 w16se w16cid w16 w16cex w16sdtdh w16sdtfl w16du wp14">
   <w:body>
     <w:p>
       <w:pPr>
@@ -146,7 +146,43 @@
                 <w:sz w:val="28"/>
                 <w:szCs w:val="28"/>
               </w:rPr>
-              <w:t>Предоставить Заказчику быстрый и простой инструмент для создания списка всех имеющихся у него аудиофайлов с</w:t>
+              <w:t xml:space="preserve">Предоставить Заказчику </w:t>
+            </w:r>
+            <w:commentRangeStart w:id="0"/>
+            <w:r>
+              <w:rPr>
+                <w:rFonts w:ascii="Times New Roman" w:hAnsi="Times New Roman" w:cs="Times New Roman"/>
+                <w:sz w:val="28"/>
+                <w:szCs w:val="28"/>
+              </w:rPr>
+              <w:t xml:space="preserve">быстрый и простой </w:t>
+            </w:r>
+            <w:commentRangeEnd w:id="0"/>
+            <w:r>
+              <w:rPr>
+                <w:rStyle w:val="a5"/>
+                <w:rFonts w:ascii="Times New Roman" w:hAnsi="Times New Roman" w:cs="Times New Roman"/>
+                <w:sz w:val="28"/>
+                <w:szCs w:val="28"/>
+              </w:rPr>
+              <w:commentReference w:id="0"/>
+            </w:r>
+            <w:r>
+              <w:rPr>
+                <w:rFonts w:ascii="Times New Roman" w:hAnsi="Times New Roman" w:cs="Times New Roman"/>
+                <w:sz w:val="28"/>
+                <w:szCs w:val="28"/>
+              </w:rPr>
+              <w:t xml:space="preserve">инструмент для создания списка всех имеющихся у него аудиофайлов </w:t>
+            </w:r>
+            <w:commentRangeStart w:id="1"/>
+            <w:r>
+              <w:rPr>
+                <w:rFonts w:ascii="Times New Roman" w:hAnsi="Times New Roman" w:cs="Times New Roman"/>
+                <w:sz w:val="28"/>
+                <w:szCs w:val="28"/>
+              </w:rPr>
+              <w:t>с</w:t>
             </w:r>
             <w:r>
               <w:rPr>
@@ -162,7 +198,25 @@
                 <w:sz w:val="28"/>
                 <w:szCs w:val="28"/>
               </w:rPr>
-              <w:t xml:space="preserve"> ссылками на дубликаты.</w:t>
+              <w:t xml:space="preserve"> ссылками на дубликаты</w:t>
+            </w:r>
+            <w:commentRangeEnd w:id="1"/>
+            <w:r>
+              <w:rPr>
+                <w:rStyle w:val="a5"/>
+                <w:rFonts w:ascii="Times New Roman" w:hAnsi="Times New Roman" w:cs="Times New Roman"/>
+                <w:sz w:val="28"/>
+                <w:szCs w:val="28"/>
+              </w:rPr>
+              <w:commentReference w:id="1"/>
+            </w:r>
+            <w:r>
+              <w:rPr>
+                <w:rFonts w:ascii="Times New Roman" w:hAnsi="Times New Roman" w:cs="Times New Roman"/>
+                <w:sz w:val="28"/>
+                <w:szCs w:val="28"/>
+              </w:rPr>
+              <w:t>.</w:t>
             </w:r>
           </w:p>
           <w:p>
@@ -192,13 +246,32 @@
                 <w:szCs w:val="28"/>
               </w:rPr>
             </w:pPr>
-            <w:r>
-              <w:rPr>
-                <w:rFonts w:ascii="Times New Roman" w:hAnsi="Times New Roman" w:cs="Times New Roman"/>
-                <w:sz w:val="28"/>
-                <w:szCs w:val="28"/>
-              </w:rPr>
-              <w:t>Инструмент не должен давать сбоев (по какой-либо причине) в процессе работы (в отличие от многих конкурирующих инструментов).</w:t>
+            <w:commentRangeStart w:id="2"/>
+            <w:r>
+              <w:rPr>
+                <w:rFonts w:ascii="Times New Roman" w:hAnsi="Times New Roman" w:cs="Times New Roman"/>
+                <w:sz w:val="28"/>
+                <w:szCs w:val="28"/>
+              </w:rPr>
+              <w:t xml:space="preserve">Инструмент не должен давать сбоев (по какой-либо причине) в процессе работы </w:t>
+            </w:r>
+            <w:commentRangeEnd w:id="2"/>
+            <w:r>
+              <w:rPr>
+                <w:rStyle w:val="a5"/>
+                <w:rFonts w:ascii="Times New Roman" w:hAnsi="Times New Roman" w:cs="Times New Roman"/>
+                <w:sz w:val="28"/>
+                <w:szCs w:val="28"/>
+              </w:rPr>
+              <w:commentReference w:id="2"/>
+            </w:r>
+            <w:r>
+              <w:rPr>
+                <w:rFonts w:ascii="Times New Roman" w:hAnsi="Times New Roman" w:cs="Times New Roman"/>
+                <w:sz w:val="28"/>
+                <w:szCs w:val="28"/>
+              </w:rPr>
+              <w:t>(в отличие от многих конкурирующих инструментов).</w:t>
             </w:r>
           </w:p>
           <w:p>
@@ -275,7 +348,34 @@
                 <w:sz w:val="28"/>
                 <w:szCs w:val="28"/>
               </w:rPr>
-              <w:t>Необходимо внедрить глубокое тестирование на наличие негативных и критических ситуаций для обеспечения надежности приложения.</w:t>
+              <w:t xml:space="preserve">Необходимо внедрить </w:t>
+            </w:r>
+            <w:commentRangeStart w:id="3"/>
+            <w:r>
+              <w:rPr>
+                <w:rFonts w:ascii="Times New Roman" w:hAnsi="Times New Roman" w:cs="Times New Roman"/>
+                <w:sz w:val="28"/>
+                <w:szCs w:val="28"/>
+              </w:rPr>
+              <w:t>глубокое тестирование</w:t>
+            </w:r>
+            <w:commentRangeEnd w:id="3"/>
+            <w:r>
+              <w:rPr>
+                <w:rStyle w:val="a5"/>
+                <w:rFonts w:ascii="Times New Roman" w:hAnsi="Times New Roman" w:cs="Times New Roman"/>
+                <w:sz w:val="28"/>
+                <w:szCs w:val="28"/>
+              </w:rPr>
+              <w:commentReference w:id="3"/>
+            </w:r>
+            <w:r>
+              <w:rPr>
+                <w:rFonts w:ascii="Times New Roman" w:hAnsi="Times New Roman" w:cs="Times New Roman"/>
+                <w:sz w:val="28"/>
+                <w:szCs w:val="28"/>
+              </w:rPr>
+              <w:t xml:space="preserve"> на наличие негативных и критических ситуаций для обеспечения надежности приложения.</w:t>
             </w:r>
           </w:p>
           <w:p>
@@ -615,7 +715,34 @@
                 <w:sz w:val="28"/>
                 <w:szCs w:val="28"/>
               </w:rPr>
-              <w:t>BR-3: В режиме DuplicatesOnly цвет фона для дубликатов в HTML-выводе должен быть белым.</w:t>
+              <w:t xml:space="preserve">BR-3: </w:t>
+            </w:r>
+            <w:commentRangeStart w:id="4"/>
+            <w:r>
+              <w:rPr>
+                <w:rFonts w:ascii="Times New Roman" w:hAnsi="Times New Roman" w:cs="Times New Roman"/>
+                <w:sz w:val="28"/>
+                <w:szCs w:val="28"/>
+              </w:rPr>
+              <w:t>В режиме DuplicatesOnly цвет фона для дубликатов в HTML-выводе должен быть белым</w:t>
+            </w:r>
+            <w:commentRangeEnd w:id="4"/>
+            <w:r>
+              <w:rPr>
+                <w:rStyle w:val="a5"/>
+                <w:rFonts w:ascii="Times New Roman" w:hAnsi="Times New Roman" w:cs="Times New Roman"/>
+                <w:sz w:val="28"/>
+                <w:szCs w:val="28"/>
+              </w:rPr>
+              <w:commentReference w:id="4"/>
+            </w:r>
+            <w:r>
+              <w:rPr>
+                <w:rFonts w:ascii="Times New Roman" w:hAnsi="Times New Roman" w:cs="Times New Roman"/>
+                <w:sz w:val="28"/>
+                <w:szCs w:val="28"/>
+              </w:rPr>
+              <w:t>.</w:t>
             </w:r>
           </w:p>
           <w:p>
@@ -1341,6 +1468,7 @@
               </w:rPr>
               <w:t>2</w:t>
             </w:r>
+            <w:commentRangeStart w:id="5"/>
             <w:r>
               <w:rPr>
                 <w:rFonts w:ascii="Times New Roman" w:hAnsi="Times New Roman" w:cs="Times New Roman"/>
@@ -1349,6 +1477,16 @@
               </w:rPr>
               <w:t>: [Необязательно] Приложение должно перечислять и описывать список заданных параметров командной строки в журнале.</w:t>
             </w:r>
+            <w:commentRangeEnd w:id="5"/>
+            <w:r>
+              <w:rPr>
+                <w:rStyle w:val="a5"/>
+                <w:rFonts w:ascii="Times New Roman" w:hAnsi="Times New Roman" w:cs="Times New Roman"/>
+                <w:sz w:val="28"/>
+                <w:szCs w:val="28"/>
+              </w:rPr>
+              <w:commentReference w:id="5"/>
+            </w:r>
           </w:p>
           <w:p>
             <w:pPr>
@@ -1395,6 +1533,7 @@
                 <w:szCs w:val="28"/>
               </w:rPr>
             </w:pPr>
+            <w:commentRangeStart w:id="6"/>
             <w:r>
               <w:rPr>
                 <w:rFonts w:ascii="Times New Roman" w:hAnsi="Times New Roman" w:cs="Times New Roman"/>
@@ -1418,6 +1557,16 @@
                 <w:szCs w:val="28"/>
               </w:rPr>
               <w:t>.</w:t>
+            </w:r>
+            <w:commentRangeEnd w:id="6"/>
+            <w:r>
+              <w:rPr>
+                <w:rStyle w:val="a5"/>
+                <w:rFonts w:ascii="Times New Roman" w:hAnsi="Times New Roman" w:cs="Times New Roman"/>
+                <w:sz w:val="28"/>
+                <w:szCs w:val="28"/>
+              </w:rPr>
+              <w:commentReference w:id="6"/>
             </w:r>
           </w:p>
           <w:p>
@@ -1460,8 +1609,172 @@
 </w:document>
 </file>
 
+<file path=word/comments.xml><?xml version="1.0" encoding="utf-8"?>
+<w:comments xmlns:wpc="http://schemas.microsoft.com/office/word/2010/wordprocessingCanvas" xmlns:cx="http://schemas.microsoft.com/office/drawing/2014/chartex" xmlns:cx1="http://schemas.microsoft.com/office/drawing/2015/9/8/chartex" xmlns:cx2="http://schemas.microsoft.com/office/drawing/2015/10/21/chartex" xmlns:cx3="http://schemas.microsoft.com/office/drawing/2016/5/9/chartex" xmlns:cx4="http://schemas.microsoft.com/office/drawing/2016/5/10/chartex" xmlns:cx5="http://schemas.microsoft.com/office/drawing/2016/5/11/chartex" xmlns:cx6="http://schemas.microsoft.com/office/drawing/2016/5/12/chartex" xmlns:cx7="http://schemas.microsoft.com/office/drawing/2016/5/13/chartex" xmlns:cx8="http://schemas.microsoft.com/office/drawing/2016/5/14/chartex" xmlns:mc="http://schemas.openxmlformats.org/markup-compatibility/2006" xmlns:aink="http://schemas.microsoft.com/office/drawing/2016/ink" xmlns:am3d="http://schemas.microsoft.com/office/drawing/2017/model3d" xmlns:o="urn:schemas-microsoft-com:office:office" xmlns:oel="http://schemas.microsoft.com/office/2019/extlst" xmlns:r="http://schemas.openxmlformats.org/officeDocument/2006/relationships" xmlns:m="http://schemas.openxmlformats.org/officeDocument/2006/math" xmlns:v="urn:schemas-microsoft-com:vml" xmlns:wp14="http://schemas.microsoft.com/office/word/2010/wordprocessingDrawing" xmlns:wp="http://schemas.openxmlformats.org/drawingml/2006/wordprocessingDrawing" xmlns:w10="urn:schemas-microsoft-com:office:word" xmlns:w="http://schemas.openxmlformats.org/wordprocessingml/2006/main" xmlns:w14="http://schemas.microsoft.com/office/word/2010/wordml" xmlns:w15="http://schemas.microsoft.com/office/word/2012/wordml" xmlns:w16cex="http://schemas.microsoft.com/office/word/2018/wordml/cex" xmlns:w16cid="http://schemas.microsoft.com/office/word/2016/wordml/cid" xmlns:w16="http://schemas.microsoft.com/office/word/2018/wordml" xmlns:w16du="http://schemas.microsoft.com/office/word/2023/wordml/word16du" xmlns:w16sdtdh="http://schemas.microsoft.com/office/word/2020/wordml/sdtdatahash" xmlns:w16sdtfl="http://schemas.microsoft.com/office/word/2024/wordml/sdtformatlock" xmlns:w16se="http://schemas.microsoft.com/office/word/2015/wordml/symex" xmlns:wpg="http://schemas.microsoft.com/office/word/2010/wordprocessingGroup" xmlns:wpi="http://schemas.microsoft.com/office/word/2010/wordprocessingInk" xmlns:wne="http://schemas.microsoft.com/office/word/2006/wordml" xmlns:wps="http://schemas.microsoft.com/office/word/2010/wordprocessingShape" mc:Ignorable="w14 w15 w16se w16cid w16 w16cex w16sdtdh w16sdtfl w16du wp14">
+  <w:comment w:id="0" w:author="Владислав Васильев" w:date="2026-09-08T10:38:00Z" w:initials="ВВ">
+    <w:p>
+      <w:pPr>
+        <w:pStyle w:val="a6"/>
+      </w:pPr>
+      <w:r>
+        <w:rPr>
+          <w:rStyle w:val="a5"/>
+        </w:rPr>
+        <w:annotationRef/>
+      </w:r>
+      <w:r>
+        <w:t>Что значит быстрый и простой? Не определены критерии, по которым можно проверить эти характеристики.</w:t>
+      </w:r>
+    </w:p>
+  </w:comment>
+  <w:comment w:id="1" w:author="Владислав Васильев" w:date="2026-09-08T10:37:00Z" w:initials="ВВ">
+    <w:p>
+      <w:pPr>
+        <w:pStyle w:val="a6"/>
+      </w:pPr>
+      <w:r>
+        <w:rPr>
+          <w:rStyle w:val="a5"/>
+        </w:rPr>
+        <w:annotationRef/>
+      </w:r>
+      <w:r>
+        <w:t>Не определено, что понимается под «дубликатом» и по какому критерию два аудиофайла считаются дубликатами. Необходимо описать алгоритм или критерии определения дубликатов.</w:t>
+      </w:r>
+    </w:p>
+  </w:comment>
+  <w:comment w:id="2" w:author="Владислав Васильев" w:date="2026-09-08T10:39:00Z" w:initials="ВВ">
+    <w:p>
+      <w:pPr>
+        <w:pStyle w:val="a6"/>
+      </w:pPr>
+      <w:r>
+        <w:rPr>
+          <w:rStyle w:val="a5"/>
+        </w:rPr>
+        <w:annotationRef/>
+      </w:r>
+      <w:r>
+        <w:t>Нет описания конкретных сбоев, которые могу возникнуть в процессе работы.</w:t>
+      </w:r>
+    </w:p>
+  </w:comment>
+  <w:comment w:id="3" w:author="Владислав Васильев" w:date="2026-09-08T10:42:00Z" w:initials="ВВ">
+    <w:p>
+      <w:pPr>
+        <w:pStyle w:val="a6"/>
+      </w:pPr>
+      <w:r>
+        <w:rPr>
+          <w:rStyle w:val="a5"/>
+        </w:rPr>
+        <w:annotationRef/>
+      </w:r>
+      <w:r>
+        <w:t>Что понимается под глубоким тестированием? Ка</w:t>
+      </w:r>
+      <w:r>
+        <w:t>к</w:t>
+      </w:r>
+      <w:r>
+        <w:t>ие ситуации должны проверяться?</w:t>
+      </w:r>
+    </w:p>
+  </w:comment>
+  <w:comment w:id="4" w:author="Владислав Васильев" w:date="2026-09-08T10:30:00Z" w:initials="ВВ">
+    <w:p>
+      <w:pPr>
+        <w:pStyle w:val="a6"/>
+      </w:pPr>
+      <w:r>
+        <w:rPr>
+          <w:rStyle w:val="a5"/>
+        </w:rPr>
+        <w:annotationRef/>
+      </w:r>
+      <w:r>
+        <w:t>Выделение дубликатов белым. А чем тогда выделять не дубликаты? Да и белый цвет как-то не подходит для выделения</w:t>
+      </w:r>
+    </w:p>
+    <w:p>
+      <w:pPr>
+        <w:pStyle w:val="a6"/>
+      </w:pPr>
+    </w:p>
+  </w:comment>
+  <w:comment w:id="5" w:author="Владислав Васильев" w:date="2026-09-08T10:34:00Z" w:initials="ВВ">
+    <w:p>
+      <w:pPr>
+        <w:pStyle w:val="a6"/>
+      </w:pPr>
+      <w:r>
+        <w:rPr>
+          <w:rStyle w:val="a5"/>
+        </w:rPr>
+        <w:annotationRef/>
+      </w:r>
+      <w:r>
+        <w:t>«Необязательно», но должно. Так оно обязательное или нет?</w:t>
+      </w:r>
+    </w:p>
+  </w:comment>
+  <w:comment w:id="6" w:author="Владислав Васильев" w:date="2026-09-08T10:32:00Z" w:initials="ВВ">
+    <w:p>
+      <w:pPr>
+        <w:pStyle w:val="a6"/>
+      </w:pPr>
+      <w:r>
+        <w:rPr>
+          <w:rStyle w:val="a5"/>
+        </w:rPr>
+        <w:annotationRef/>
+      </w:r>
+      <w:r>
+        <w:t>Нет конкретики. Какого небольшого размера? 1мб? 10мб? 100мб?</w:t>
+      </w:r>
+    </w:p>
+  </w:comment>
+</w:comments>
+</file>
+
+<file path=word/commentsExtended.xml><?xml version="1.0" encoding="utf-8"?>
+<w15:commentsEx xmlns:wpc="http://schemas.microsoft.com/office/word/2010/wordprocessingCanvas" xmlns:cx="http://schemas.microsoft.com/office/drawing/2014/chartex" xmlns:cx1="http://schemas.microsoft.com/office/drawing/2015/9/8/chartex" xmlns:cx2="http://schemas.microsoft.com/office/drawing/2015/10/21/chartex" xmlns:cx3="http://schemas.microsoft.com/office/drawing/2016/5/9/chartex" xmlns:cx4="http://schemas.microsoft.com/office/drawing/2016/5/10/chartex" xmlns:cx5="http://schemas.microsoft.com/office/drawing/2016/5/11/chartex" xmlns:cx6="http://schemas.microsoft.com/office/drawing/2016/5/12/chartex" xmlns:cx7="http://schemas.microsoft.com/office/drawing/2016/5/13/chartex" xmlns:cx8="http://schemas.microsoft.com/office/drawing/2016/5/14/chartex" xmlns:mc="http://schemas.openxmlformats.org/markup-compatibility/2006" xmlns:aink="http://schemas.microsoft.com/office/drawing/2016/ink" xmlns:am3d="http://schemas.microsoft.com/office/drawing/2017/model3d" xmlns:o="urn:schemas-microsoft-com:office:office" xmlns:oel="http://schemas.microsoft.com/office/2019/extlst" xmlns:r="http://schemas.openxmlformats.org/officeDocument/2006/relationships" xmlns:m="http://schemas.openxmlformats.org/officeDocument/2006/math" xmlns:v="urn:schemas-microsoft-com:vml" xmlns:wp14="http://schemas.microsoft.com/office/word/2010/wordprocessingDrawing" xmlns:wp="http://schemas.openxmlformats.org/drawingml/2006/wordprocessingDrawing" xmlns:w10="urn:schemas-microsoft-com:office:word" xmlns:w="http://schemas.openxmlformats.org/wordprocessingml/2006/main" xmlns:w14="http://schemas.microsoft.com/office/word/2010/wordml" xmlns:w15="http://schemas.microsoft.com/office/word/2012/wordml" xmlns:w16cex="http://schemas.microsoft.com/office/word/2018/wordml/cex" xmlns:w16cid="http://schemas.microsoft.com/office/word/2016/wordml/cid" xmlns:w16="http://schemas.microsoft.com/office/word/2018/wordml" xmlns:w16du="http://schemas.microsoft.com/office/word/2023/wordml/word16du" xmlns:w16sdtdh="http://schemas.microsoft.com/office/word/2020/wordml/sdtdatahash" xmlns:w16sdtfl="http://schemas.microsoft.com/office/word/2024/wordml/sdtformatlock" xmlns:w16se="http://schemas.microsoft.com/office/word/2015/wordml/symex" xmlns:wpg="http://schemas.microsoft.com/office/word/2010/wordprocessingGroup" xmlns:wpi="http://schemas.microsoft.com/office/word/2010/wordprocessingInk" xmlns:wne="http://schemas.microsoft.com/office/word/2006/wordml" xmlns:wps="http://schemas.microsoft.com/office/word/2010/wordprocessingShape" mc:Ignorable="w14 w15 w16se w16cid w16 w16cex w16sdtdh w16sdtfl w16du wp14">
+  <w15:commentEx w15:paraId="63C99F32" w15:done="0"/>
+  <w15:commentEx w15:paraId="105F5141" w15:done="0"/>
+  <w15:commentEx w15:paraId="0505CBD5" w15:done="0"/>
+  <w15:commentEx w15:paraId="0D20B2FD" w15:done="0"/>
+  <w15:commentEx w15:paraId="29C99F70" w15:done="0"/>
+  <w15:commentEx w15:paraId="3A15F08A" w15:done="0"/>
+  <w15:commentEx w15:paraId="1C6B43BD" w15:done="0"/>
+</w15:commentsEx>
+</file>
+
+<file path=word/commentsExtensible.xml><?xml version="1.0" encoding="utf-8"?>
+<w16cex:commentsExtensible xmlns:wpc="http://schemas.microsoft.com/office/word/2010/wordprocessingCanvas" xmlns:cx="http://schemas.microsoft.com/office/drawing/2014/chartex" xmlns:cx1="http://schemas.microsoft.com/office/drawing/2015/9/8/chartex" xmlns:cx2="http://schemas.microsoft.com/office/drawing/2015/10/21/chartex" xmlns:cx3="http://schemas.microsoft.com/office/drawing/2016/5/9/chartex" xmlns:cx4="http://schemas.microsoft.com/office/drawing/2016/5/10/chartex" xmlns:cx5="http://schemas.microsoft.com/office/drawing/2016/5/11/chartex" xmlns:cx6="http://schemas.microsoft.com/office/drawing/2016/5/12/chartex" xmlns:cx7="http://schemas.microsoft.com/office/drawing/2016/5/13/chartex" xmlns:cx8="http://schemas.microsoft.com/office/drawing/2016/5/14/chartex" xmlns:cr="http://schemas.microsoft.com/office/comments/2020/reactions" xmlns:mc="http://schemas.openxmlformats.org/markup-compatibility/2006" xmlns:aink="http://schemas.microsoft.com/office/drawing/2016/ink" xmlns:am3d="http://schemas.microsoft.com/office/drawing/2017/model3d" xmlns:o="urn:schemas-microsoft-com:office:office" xmlns:oel="http://schemas.microsoft.com/office/2019/extlst" xmlns:r="http://schemas.openxmlformats.org/officeDocument/2006/relationships" xmlns:m="http://schemas.openxmlformats.org/officeDocument/2006/math" xmlns:v="urn:schemas-microsoft-com:vml" xmlns:wp14="http://schemas.microsoft.com/office/word/2010/wordprocessingDrawing" xmlns:wp="http://schemas.openxmlformats.org/drawingml/2006/wordprocessingDrawing" xmlns:w10="urn:schemas-microsoft-com:office:word" xmlns:w="http://schemas.openxmlformats.org/wordprocessingml/2006/main" xmlns:w14="http://schemas.microsoft.com/office/word/2010/wordml" xmlns:w15="http://schemas.microsoft.com/office/word/2012/wordml" xmlns:w16cex="http://schemas.microsoft.com/office/word/2018/wordml/cex" xmlns:w16cid="http://schemas.microsoft.com/office/word/2016/wordml/cid" xmlns:w16="http://schemas.microsoft.com/office/word/2018/wordml" xmlns:w16du="http://schemas.microsoft.com/office/word/2023/wordml/word16du" xmlns:w16sdtdh="http://schemas.microsoft.com/office/word/2020/wordml/sdtdatahash" xmlns:w16sdtfl="http://schemas.microsoft.com/office/word/2024/wordml/sdtformatlock" xmlns:w16se="http://schemas.microsoft.com/office/word/2015/wordml/symex" xmlns:wpg="http://schemas.microsoft.com/office/word/2010/wordprocessingGroup" xmlns:wpi="http://schemas.microsoft.com/office/word/2010/wordprocessingInk" xmlns:wne="http://schemas.microsoft.com/office/word/2006/wordml" xmlns:wps="http://schemas.microsoft.com/office/word/2010/wordprocessingShape" mc:Ignorable="w14 w15 w16se w16cid w16 w16cex w16sdtdh w16sdtfl cr w16du wp14">
+  <w16cex:commentExtensible w16cex:durableId="2B0B1BD1" w16cex:dateUtc="2026-09-08T07:38:00Z"/>
+  <w16cex:commentExtensible w16cex:durableId="5D5263D1" w16cex:dateUtc="2026-09-08T07:37:00Z"/>
+  <w16cex:commentExtensible w16cex:durableId="4F45CF24" w16cex:dateUtc="2026-09-08T07:39:00Z"/>
+  <w16cex:commentExtensible w16cex:durableId="0E9D8E1D" w16cex:dateUtc="2026-09-08T07:42:00Z"/>
+  <w16cex:commentExtensible w16cex:durableId="17359D22" w16cex:dateUtc="2026-09-08T07:30:00Z"/>
+  <w16cex:commentExtensible w16cex:durableId="74324E26" w16cex:dateUtc="2026-09-08T07:34:00Z"/>
+  <w16cex:commentExtensible w16cex:durableId="7421404A" w16cex:dateUtc="2026-09-08T07:32:00Z"/>
+</w16cex:commentsExtensible>
+</file>
+
+<file path=word/commentsIds.xml><?xml version="1.0" encoding="utf-8"?>
+<w16cid:commentsIds xmlns:wpc="http://schemas.microsoft.com/office/word/2010/wordprocessingCanvas" xmlns:cx="http://schemas.microsoft.com/office/drawing/2014/chartex" xmlns:cx1="http://schemas.microsoft.com/office/drawing/2015/9/8/chartex" xmlns:cx2="http://schemas.microsoft.com/office/drawing/2015/10/21/chartex" xmlns:cx3="http://schemas.microsoft.com/office/drawing/2016/5/9/chartex" xmlns:cx4="http://schemas.microsoft.com/office/drawing/2016/5/10/chartex" xmlns:cx5="http://schemas.microsoft.com/office/drawing/2016/5/11/chartex" xmlns:cx6="http://schemas.microsoft.com/office/drawing/2016/5/12/chartex" xmlns:cx7="http://schemas.microsoft.com/office/drawing/2016/5/13/chartex" xmlns:cx8="http://schemas.microsoft.com/office/drawing/2016/5/14/chartex" xmlns:mc="http://schemas.openxmlformats.org/markup-compatibility/2006" xmlns:aink="http://schemas.microsoft.com/office/drawing/2016/ink" xmlns:am3d="http://schemas.microsoft.com/office/drawing/2017/model3d" xmlns:o="urn:schemas-microsoft-com:office:office" xmlns:oel="http://schemas.microsoft.com/office/2019/extlst" xmlns:r="http://schemas.openxmlformats.org/officeDocument/2006/relationships" xmlns:m="http://schemas.openxmlformats.org/officeDocument/2006/math" xmlns:v="urn:schemas-microsoft-com:vml" xmlns:wp14="http://schemas.microsoft.com/office/word/2010/wordprocessingDrawing" xmlns:wp="http://schemas.openxmlformats.org/drawingml/2006/wordprocessingDrawing" xmlns:w10="urn:schemas-microsoft-com:office:word" xmlns:w="http://schemas.openxmlformats.org/wordprocessingml/2006/main" xmlns:w14="http://schemas.microsoft.com/office/word/2010/wordml" xmlns:w15="http://schemas.microsoft.com/office/word/2012/wordml" xmlns:w16cex="http://schemas.microsoft.com/office/word/2018/wordml/cex" xmlns:w16cid="http://schemas.microsoft.com/office/word/2016/wordml/cid" xmlns:w16="http://schemas.microsoft.com/office/word/2018/wordml" xmlns:w16du="http://schemas.microsoft.com/office/word/2023/wordml/word16du" xmlns:w16sdtdh="http://schemas.microsoft.com/office/word/2020/wordml/sdtdatahash" xmlns:w16sdtfl="http://schemas.microsoft.com/office/word/2024/wordml/sdtformatlock" xmlns:w16se="http://schemas.microsoft.com/office/word/2015/wordml/symex" xmlns:wpg="http://schemas.microsoft.com/office/word/2010/wordprocessingGroup" xmlns:wpi="http://schemas.microsoft.com/office/word/2010/wordprocessingInk" xmlns:wne="http://schemas.microsoft.com/office/word/2006/wordml" xmlns:wps="http://schemas.microsoft.com/office/word/2010/wordprocessingShape" mc:Ignorable="w14 w15 w16se w16cid w16 w16cex w16sdtdh w16sdtfl w16du wp14">
+  <w16cid:commentId w16cid:paraId="63C99F32" w16cid:durableId="2B0B1BD1"/>
+  <w16cid:commentId w16cid:paraId="105F5141" w16cid:durableId="5D5263D1"/>
+  <w16cid:commentId w16cid:paraId="0505CBD5" w16cid:durableId="4F45CF24"/>
+  <w16cid:commentId w16cid:paraId="0D20B2FD" w16cid:durableId="0E9D8E1D"/>
+  <w16cid:commentId w16cid:paraId="29C99F70" w16cid:durableId="17359D22"/>
+  <w16cid:commentId w16cid:paraId="3A15F08A" w16cid:durableId="74324E26"/>
+  <w16cid:commentId w16cid:paraId="1C6B43BD" w16cid:durableId="7421404A"/>
+</w16cid:commentsIds>
+</file>
+
 <file path=word/numbering.xml><?xml version="1.0" encoding="utf-8"?>
-<w:numbering xmlns:wpc="http://schemas.microsoft.com/office/word/2010/wordprocessingCanvas" xmlns:cx="http://schemas.microsoft.com/office/drawing/2014/chartex" xmlns:cx1="http://schemas.microsoft.com/office/drawing/2015/9/8/chartex" xmlns:cx2="http://schemas.microsoft.com/office/drawing/2015/10/21/chartex" xmlns:cx3="http://schemas.microsoft.com/office/drawing/2016/5/9/chartex" xmlns:cx4="http://schemas.microsoft.com/office/drawing/2016/5/10/chartex" xmlns:cx5="http://schemas.microsoft.com/office/drawing/2016/5/11/chartex" xmlns:cx6="http://schemas.microsoft.com/office/drawing/2016/5/12/chartex" xmlns:cx7="http://schemas.microsoft.com/office/drawing/2016/5/13/chartex" xmlns:cx8="http://schemas.microsoft.com/office/drawing/2016/5/14/chartex" xmlns:mc="http://schemas.openxmlformats.org/markup-compatibility/2006" xmlns:aink="http://schemas.microsoft.com/office/drawing/2016/ink" xmlns:am3d="http://schemas.microsoft.com/office/drawing/2017/model3d" xmlns:o="urn:schemas-microsoft-com:office:office" xmlns:r="http://schemas.openxmlformats.org/officeDocument/2006/relationships" xmlns:m="http://schemas.openxmlformats.org/officeDocument/2006/math" xmlns:v="urn:schemas-microsoft-com:vml" xmlns:wp14="http://schemas.microsoft.com/office/word/2010/wordprocessingDrawing" xmlns:wp="http://schemas.openxmlformats.org/drawingml/2006/wordprocessingDrawing" xmlns:w10="urn:schemas-microsoft-com:office:word" xmlns:w="http://schemas.openxmlformats.org/wordprocessingml/2006/main" xmlns:w14="http://schemas.microsoft.com/office/word/2010/wordml" xmlns:w15="http://schemas.microsoft.com/office/word/2012/wordml" xmlns:w16cex="http://schemas.microsoft.com/office/word/2018/wordml/cex" xmlns:w16cid="http://schemas.microsoft.com/office/word/2016/wordml/cid" xmlns:w16="http://schemas.microsoft.com/office/word/2018/wordml" xmlns:w16sdtdh="http://schemas.microsoft.com/office/word/2020/wordml/sdtdatahash" xmlns:w16se="http://schemas.microsoft.com/office/word/2015/wordml/symex" xmlns:wpg="http://schemas.microsoft.com/office/word/2010/wordprocessingGroup" xmlns:wpi="http://schemas.microsoft.com/office/word/2010/wordprocessingInk" xmlns:wne="http://schemas.microsoft.com/office/word/2006/wordml" xmlns:wps="http://schemas.microsoft.com/office/word/2010/wordprocessingShape" mc:Ignorable="w14 w15 w16se w16cid w16 w16cex w16sdtdh wp14">
+<w:numbering xmlns:wpc="http://schemas.microsoft.com/office/word/2010/wordprocessingCanvas" xmlns:cx="http://schemas.microsoft.com/office/drawing/2014/chartex" xmlns:cx1="http://schemas.microsoft.com/office/drawing/2015/9/8/chartex" xmlns:cx2="http://schemas.microsoft.com/office/drawing/2015/10/21/chartex" xmlns:cx3="http://schemas.microsoft.com/office/drawing/2016/5/9/chartex" xmlns:cx4="http://schemas.microsoft.com/office/drawing/2016/5/10/chartex" xmlns:cx5="http://schemas.microsoft.com/office/drawing/2016/5/11/chartex" xmlns:cx6="http://schemas.microsoft.com/office/drawing/2016/5/12/chartex" xmlns:cx7="http://schemas.microsoft.com/office/drawing/2016/5/13/chartex" xmlns:cx8="http://schemas.microsoft.com/office/drawing/2016/5/14/chartex" xmlns:mc="http://schemas.openxmlformats.org/markup-compatibility/2006" xmlns:aink="http://schemas.microsoft.com/office/drawing/2016/ink" xmlns:am3d="http://schemas.microsoft.com/office/drawing/2017/model3d" xmlns:o="urn:schemas-microsoft-com:office:office" xmlns:oel="http://schemas.microsoft.com/office/2019/extlst" xmlns:r="http://schemas.openxmlformats.org/officeDocument/2006/relationships" xmlns:m="http://schemas.openxmlformats.org/officeDocument/2006/math" xmlns:v="urn:schemas-microsoft-com:vml" xmlns:wp14="http://schemas.microsoft.com/office/word/2010/wordprocessingDrawing" xmlns:wp="http://schemas.openxmlformats.org/drawingml/2006/wordprocessingDrawing" xmlns:w10="urn:schemas-microsoft-com:office:word" xmlns:w="http://schemas.openxmlformats.org/wordprocessingml/2006/main" xmlns:w14="http://schemas.microsoft.com/office/word/2010/wordml" xmlns:w15="http://schemas.microsoft.com/office/word/2012/wordml" xmlns:w16cex="http://schemas.microsoft.com/office/word/2018/wordml/cex" xmlns:w16cid="http://schemas.microsoft.com/office/word/2016/wordml/cid" xmlns:w16="http://schemas.microsoft.com/office/word/2018/wordml" xmlns:w16du="http://schemas.microsoft.com/office/word/2023/wordml/word16du" xmlns:w16sdtdh="http://schemas.microsoft.com/office/word/2020/wordml/sdtdatahash" xmlns:w16sdtfl="http://schemas.microsoft.com/office/word/2024/wordml/sdtformatlock" xmlns:w16se="http://schemas.microsoft.com/office/word/2015/wordml/symex" xmlns:wpg="http://schemas.microsoft.com/office/word/2010/wordprocessingGroup" xmlns:wpi="http://schemas.microsoft.com/office/word/2010/wordprocessingInk" xmlns:wne="http://schemas.microsoft.com/office/word/2006/wordml" xmlns:wps="http://schemas.microsoft.com/office/word/2010/wordprocessingShape" mc:Ignorable="w14 w15 w16se w16cid w16 w16cex w16sdtdh w16sdtfl w16du wp14">
   <w:abstractNum w:abstractNumId="0" w15:restartNumberingAfterBreak="0">
     <w:nsid w:val="7C453D42"/>
     <w:multiLevelType w:val="hybridMultilevel"/>
@@ -1551,14 +1864,22 @@
       </w:pPr>
     </w:lvl>
   </w:abstractNum>
-  <w:num w:numId="1">
+  <w:num w:numId="1" w16cid:durableId="356856814">
     <w:abstractNumId w:val="0"/>
   </w:num>
 </w:numbering>
 </file>
 
+<file path=word/people.xml><?xml version="1.0" encoding="utf-8"?>
+<w15:people xmlns:wpc="http://schemas.microsoft.com/office/word/2010/wordprocessingCanvas" xmlns:cx="http://schemas.microsoft.com/office/drawing/2014/chartex" xmlns:cx1="http://schemas.microsoft.com/office/drawing/2015/9/8/chartex" xmlns:cx2="http://schemas.microsoft.com/office/drawing/2015/10/21/chartex" xmlns:cx3="http://schemas.microsoft.com/office/drawing/2016/5/9/chartex" xmlns:cx4="http://schemas.microsoft.com/office/drawing/2016/5/10/chartex" xmlns:cx5="http://schemas.microsoft.com/office/drawing/2016/5/11/chartex" xmlns:cx6="http://schemas.microsoft.com/office/drawing/2016/5/12/chartex" xmlns:cx7="http://schemas.microsoft.com/office/drawing/2016/5/13/chartex" xmlns:cx8="http://schemas.microsoft.com/office/drawing/2016/5/14/chartex" xmlns:mc="http://schemas.openxmlformats.org/markup-compatibility/2006" xmlns:aink="http://schemas.microsoft.com/office/drawing/2016/ink" xmlns:am3d="http://schemas.microsoft.com/office/drawing/2017/model3d" xmlns:o="urn:schemas-microsoft-com:office:office" xmlns:oel="http://schemas.microsoft.com/office/2019/extlst" xmlns:r="http://schemas.openxmlformats.org/officeDocument/2006/relationships" xmlns:m="http://schemas.openxmlformats.org/officeDocument/2006/math" xmlns:v="urn:schemas-microsoft-com:vml" xmlns:wp14="http://schemas.microsoft.com/office/word/2010/wordprocessingDrawing" xmlns:wp="http://schemas.openxmlformats.org/drawingml/2006/wordprocessingDrawing" xmlns:w10="urn:schemas-microsoft-com:office:word" xmlns:w="http://schemas.openxmlformats.org/wordprocessingml/2006/main" xmlns:w14="http://schemas.microsoft.com/office/word/2010/wordml" xmlns:w15="http://schemas.microsoft.com/office/word/2012/wordml" xmlns:w16cex="http://schemas.microsoft.com/office/word/2018/wordml/cex" xmlns:w16cid="http://schemas.microsoft.com/office/word/2016/wordml/cid" xmlns:w16="http://schemas.microsoft.com/office/word/2018/wordml" xmlns:w16du="http://schemas.microsoft.com/office/word/2023/wordml/word16du" xmlns:w16sdtdh="http://schemas.microsoft.com/office/word/2020/wordml/sdtdatahash" xmlns:w16sdtfl="http://schemas.microsoft.com/office/word/2024/wordml/sdtformatlock" xmlns:w16se="http://schemas.microsoft.com/office/word/2015/wordml/symex" xmlns:wpg="http://schemas.microsoft.com/office/word/2010/wordprocessingGroup" xmlns:wpi="http://schemas.microsoft.com/office/word/2010/wordprocessingInk" xmlns:wne="http://schemas.microsoft.com/office/word/2006/wordml" xmlns:wps="http://schemas.microsoft.com/office/word/2010/wordprocessingShape" mc:Ignorable="w14 w15 w16se w16cid w16 w16cex w16sdtdh w16sdtfl w16du wp14">
+  <w15:person w15:author="Владислав Васильев">
+    <w15:presenceInfo w15:providerId="Windows Live" w15:userId="9623b13b4d8c6a62"/>
+  </w15:person>
+</w15:people>
+</file>
+
 <file path=word/styles.xml><?xml version="1.0" encoding="utf-8"?>
-<w:styles xmlns:mc="http://schemas.openxmlformats.org/markup-compatibility/2006" xmlns:r="http://schemas.openxmlformats.org/officeDocument/2006/relationships" xmlns:w="http://schemas.openxmlformats.org/wordprocessingml/2006/main" xmlns:w14="http://schemas.microsoft.com/office/word/2010/wordml" xmlns:w15="http://schemas.microsoft.com/office/word/2012/wordml" xmlns:w16cex="http://schemas.microsoft.com/office/word/2018/wordml/cex" xmlns:w16cid="http://schemas.microsoft.com/office/word/2016/wordml/cid" xmlns:w16="http://schemas.microsoft.com/office/word/2018/wordml" xmlns:w16sdtdh="http://schemas.microsoft.com/office/word/2020/wordml/sdtdatahash" xmlns:w16se="http://schemas.microsoft.com/office/word/2015/wordml/symex" mc:Ignorable="w14 w15 w16se w16cid w16 w16cex w16sdtdh">
+<w:styles xmlns:mc="http://schemas.openxmlformats.org/markup-compatibility/2006" xmlns:r="http://schemas.openxmlformats.org/officeDocument/2006/relationships" xmlns:w="http://schemas.openxmlformats.org/wordprocessingml/2006/main" xmlns:w14="http://schemas.microsoft.com/office/word/2010/wordml" xmlns:w15="http://schemas.microsoft.com/office/word/2012/wordml" xmlns:w16cex="http://schemas.microsoft.com/office/word/2018/wordml/cex" xmlns:w16cid="http://schemas.microsoft.com/office/word/2016/wordml/cid" xmlns:w16="http://schemas.microsoft.com/office/word/2018/wordml" xmlns:w16du="http://schemas.microsoft.com/office/word/2023/wordml/word16du" xmlns:w16sdtdh="http://schemas.microsoft.com/office/word/2020/wordml/sdtdatahash" xmlns:w16sdtfl="http://schemas.microsoft.com/office/word/2024/wordml/sdtformatlock" xmlns:w16se="http://schemas.microsoft.com/office/word/2015/wordml/symex" mc:Ignorable="w14 w15 w16se w16cid w16 w16cex w16sdtdh w16sdtfl w16du">
   <w:docDefaults>
     <w:rPrDefault>
       <w:rPr>
@@ -2017,6 +2338,78 @@
       <w:contextualSpacing/>
     </w:pPr>
   </w:style>
+  <w:style w:type="character" w:styleId="a5">
+    <w:name w:val="annotation reference"/>
+    <w:basedOn w:val="a0"/>
+    <w:uiPriority w:val="99"/>
+    <w:semiHidden/>
+    <w:unhideWhenUsed/>
+    <w:rsid w:val="00E94841"/>
+    <w:rPr>
+      <w:sz w:val="16"/>
+      <w:szCs w:val="16"/>
+    </w:rPr>
+  </w:style>
+  <w:style w:type="paragraph" w:styleId="a6">
+    <w:name w:val="annotation text"/>
+    <w:basedOn w:val="a"/>
+    <w:link w:val="a7"/>
+    <w:uiPriority w:val="99"/>
+    <w:semiHidden/>
+    <w:unhideWhenUsed/>
+    <w:rsid w:val="00E94841"/>
+    <w:pPr>
+      <w:spacing w:line="240" w:lineRule="auto"/>
+    </w:pPr>
+    <w:rPr>
+      <w:sz w:val="20"/>
+      <w:szCs w:val="20"/>
+    </w:rPr>
+  </w:style>
+  <w:style w:type="character" w:customStyle="1" w:styleId="a7">
+    <w:name w:val="Текст примечания Знак"/>
+    <w:basedOn w:val="a0"/>
+    <w:link w:val="a6"/>
+    <w:uiPriority w:val="99"/>
+    <w:semiHidden/>
+    <w:rsid w:val="00E94841"/>
+    <w:rPr>
+      <w:rFonts w:ascii="Calibri" w:eastAsia="Calibri" w:hAnsi="Calibri" w:cs="Calibri"/>
+      <w:color w:val="000000"/>
+      <w:sz w:val="20"/>
+      <w:szCs w:val="20"/>
+    </w:rPr>
+  </w:style>
+  <w:style w:type="paragraph" w:styleId="a8">
+    <w:name w:val="annotation subject"/>
+    <w:basedOn w:val="a6"/>
+    <w:next w:val="a6"/>
+    <w:link w:val="a9"/>
+    <w:uiPriority w:val="99"/>
+    <w:semiHidden/>
+    <w:unhideWhenUsed/>
+    <w:rsid w:val="00E94841"/>
+    <w:rPr>
+      <w:b/>
+      <w:bCs/>
+    </w:rPr>
+  </w:style>
+  <w:style w:type="character" w:customStyle="1" w:styleId="a9">
+    <w:name w:val="Тема примечания Знак"/>
+    <w:basedOn w:val="a7"/>
+    <w:link w:val="a8"/>
+    <w:uiPriority w:val="99"/>
+    <w:semiHidden/>
+    <w:rsid w:val="00E94841"/>
+    <w:rPr>
+      <w:rFonts w:ascii="Calibri" w:eastAsia="Calibri" w:hAnsi="Calibri" w:cs="Calibri"/>
+      <w:b/>
+      <w:bCs/>
+      <w:color w:val="000000"/>
+      <w:sz w:val="20"/>
+      <w:szCs w:val="20"/>
+    </w:rPr>
+  </w:style>
 </w:styles>
 </file>
 
